--- a/terms_and_conditions.docx
+++ b/terms_and_conditions.docx
@@ -4,7 +4,7 @@
   <w:body>
     <w:p>
       <w:r>
-        <w:t>Ringo Shipping Policy</w:t>
+        <w:t>Ringo Terms &amp; Conditions</w:t>
       </w:r>
     </w:p>
     <w:p>
@@ -14,32 +14,52 @@
     </w:p>
     <w:p>
       <w:r>
-        <w:t>Free UK Delivery</w:t>
+        <w:t>These Terms govern the use of the Ringo website and the purchase of Ringo products.</w:t>
       </w:r>
     </w:p>
     <w:p>
       <w:r>
-        <w:t>Orders are typically processed and dispatched within 1–2 working days.</w:t>
+        <w:t>Prices are displayed in Pounds Sterling (£).</w:t>
       </w:r>
     </w:p>
     <w:p>
       <w:r>
-        <w:t>Most UK orders arrive within 2–5 working days after dispatch.</w:t>
+        <w:t>Orders are subject to acceptance and availability.</w:t>
       </w:r>
     </w:p>
     <w:p>
       <w:r>
-        <w:t>Tracking information will be provided where available.</w:t>
+        <w:t>Payments are processed securely through authorised third-party payment providers.</w:t>
       </w:r>
     </w:p>
     <w:p>
       <w:r>
-        <w:t>Customers are responsible for ensuring delivery information is accurate.</w:t>
+        <w:t>Orders are typically dispatched within 1–2 working days.</w:t>
       </w:r>
     </w:p>
     <w:p>
       <w:r>
-        <w:t>For delivery enquiries contact:</w:t>
+        <w:t>Customers may return eligible products within 30 days and receive one complimentary size exchange subject to stock availability.</w:t>
+      </w:r>
+    </w:p>
+    <w:p>
+      <w:r>
+        <w:t>Ringo payment rings rely on compatible third-party payment services and functionality may vary by provider and region.</w:t>
+      </w:r>
+    </w:p>
+    <w:p>
+      <w:r>
+        <w:t>All branding, content and imagery remain the property of Ringo.</w:t>
+      </w:r>
+    </w:p>
+    <w:p>
+      <w:r>
+        <w:t>These Terms are governed by the laws of England and Wales.</w:t>
+      </w:r>
+    </w:p>
+    <w:p>
+      <w:r>
+        <w:t>Contact:</w:t>
         <w:br/>
         <w:t>davidr@ringotap.xyz</w:t>
         <w:br/>

--- a/terms_and_conditions.docx
+++ b/terms_and_conditions.docx
@@ -61,7 +61,7 @@
       <w:r>
         <w:t>Contact:</w:t>
         <w:br/>
-        <w:t>davidr@ringotap.xyz</w:t>
+        <w:t>davidr@paywithringo.com</w:t>
         <w:br/>
       </w:r>
     </w:p>
